--- a/src/content/bios/De Boer-Y 2016.docx
+++ b/src/content/bios/De Boer-Y 2016.docx
@@ -12375,7 +12375,7 @@
             <w:u w:val="none"/>
             <w:lang w:val="en-GB"/>
           </w:rPr>
-          <w:t>www.theguardian.com/commentisfree/ 2009/nov/11/yvo-de-boer-crying-dutchman</w:t>
+          <w:t>www.theguardian.com/commentisfree/2009/nov/11/yvo-de-boer-crying-dutchman</w:t>
         </w:r>
       </w:hyperlink>
       <w:r>
